--- a/form_templates/Nutrition and Dietetics Services/List of Diet Orders of Clients_Form.docx
+++ b/form_templates/Nutrition and Dietetics Services/List of Diet Orders of Clients_Form.docx
@@ -132,6 +132,7 @@
                 <w:lang w:val="en-US"/>
               </w:rPr>
             </w:pPr>
+            <w:proofErr w:type="gramStart"/>
             <w:r>
               <w:rPr>
                 <w:rFonts w:ascii="Tahoma" w:hAnsi="Tahoma" w:cs="Tahoma"/>
@@ -139,7 +140,17 @@
                 <w:szCs w:val="22"/>
                 <w:u w:val="single"/>
               </w:rPr>
-              <w:t>{{ date_conducted }}</w:t>
+              <w:t>{{ date</w:t>
+            </w:r>
+            <w:proofErr w:type="gramEnd"/>
+            <w:r>
+              <w:rPr>
+                <w:rFonts w:ascii="Tahoma" w:hAnsi="Tahoma" w:cs="Tahoma"/>
+                <w:sz w:val="22"/>
+                <w:szCs w:val="22"/>
+                <w:u w:val="single"/>
+              </w:rPr>
+              <w:t>_conducted }}</w:t>
             </w:r>
           </w:p>
         </w:tc>
@@ -263,28 +274,43 @@
             <w:tcW w:w="0" w:type="auto"/>
           </w:tcPr>
           <w:p>
-            <w:r>
-              <w:t>{{ diabetic_clients }}</w:t>
-            </w:r>
-          </w:p>
-        </w:tc>
-        <w:tc>
-          <w:tcPr>
-            <w:tcW w:w="0" w:type="auto"/>
-          </w:tcPr>
-          <w:p>
-            <w:r>
-              <w:t>{{ diabetic_remarks }}</w:t>
-            </w:r>
-          </w:p>
-        </w:tc>
-        <w:tc>
-          <w:tcPr>
-            <w:tcW w:w="0" w:type="auto"/>
-          </w:tcPr>
-          <w:p>
-            <w:r>
-              <w:t>{{ diabetic_total }}</w:t>
+            <w:proofErr w:type="gramStart"/>
+            <w:r>
+              <w:t>{{ diabetic</w:t>
+            </w:r>
+            <w:proofErr w:type="gramEnd"/>
+            <w:r>
+              <w:t>_clients }}</w:t>
+            </w:r>
+          </w:p>
+        </w:tc>
+        <w:tc>
+          <w:tcPr>
+            <w:tcW w:w="0" w:type="auto"/>
+          </w:tcPr>
+          <w:p>
+            <w:proofErr w:type="gramStart"/>
+            <w:r>
+              <w:t>{{ diabetic</w:t>
+            </w:r>
+            <w:proofErr w:type="gramEnd"/>
+            <w:r>
+              <w:t>_remarks }}</w:t>
+            </w:r>
+          </w:p>
+        </w:tc>
+        <w:tc>
+          <w:tcPr>
+            <w:tcW w:w="0" w:type="auto"/>
+          </w:tcPr>
+          <w:p>
+            <w:proofErr w:type="gramStart"/>
+            <w:r>
+              <w:t>{{ diabetic</w:t>
+            </w:r>
+            <w:proofErr w:type="gramEnd"/>
+            <w:r>
+              <w:t>_total }}</w:t>
             </w:r>
           </w:p>
         </w:tc>
@@ -305,28 +331,43 @@
             <w:tcW w:w="0" w:type="auto"/>
           </w:tcPr>
           <w:p>
-            <w:r>
-              <w:t>{{ soft_clients }}</w:t>
-            </w:r>
-          </w:p>
-        </w:tc>
-        <w:tc>
-          <w:tcPr>
-            <w:tcW w:w="0" w:type="auto"/>
-          </w:tcPr>
-          <w:p>
-            <w:r>
-              <w:t>{{ soft_remarks }}</w:t>
-            </w:r>
-          </w:p>
-        </w:tc>
-        <w:tc>
-          <w:tcPr>
-            <w:tcW w:w="0" w:type="auto"/>
-          </w:tcPr>
-          <w:p>
-            <w:r>
-              <w:t>{{ soft_total }}</w:t>
+            <w:proofErr w:type="gramStart"/>
+            <w:r>
+              <w:t>{{ soft</w:t>
+            </w:r>
+            <w:proofErr w:type="gramEnd"/>
+            <w:r>
+              <w:t>_clients }}</w:t>
+            </w:r>
+          </w:p>
+        </w:tc>
+        <w:tc>
+          <w:tcPr>
+            <w:tcW w:w="0" w:type="auto"/>
+          </w:tcPr>
+          <w:p>
+            <w:proofErr w:type="gramStart"/>
+            <w:r>
+              <w:t>{{ soft</w:t>
+            </w:r>
+            <w:proofErr w:type="gramEnd"/>
+            <w:r>
+              <w:t>_remarks }}</w:t>
+            </w:r>
+          </w:p>
+        </w:tc>
+        <w:tc>
+          <w:tcPr>
+            <w:tcW w:w="0" w:type="auto"/>
+          </w:tcPr>
+          <w:p>
+            <w:proofErr w:type="gramStart"/>
+            <w:r>
+              <w:t>{{ soft</w:t>
+            </w:r>
+            <w:proofErr w:type="gramEnd"/>
+            <w:r>
+              <w:t>_total }}</w:t>
             </w:r>
           </w:p>
         </w:tc>
@@ -347,28 +388,43 @@
             <w:tcW w:w="0" w:type="auto"/>
           </w:tcPr>
           <w:p>
-            <w:r>
-              <w:t>{{ hypoallergenic_clients }}</w:t>
-            </w:r>
-          </w:p>
-        </w:tc>
-        <w:tc>
-          <w:tcPr>
-            <w:tcW w:w="0" w:type="auto"/>
-          </w:tcPr>
-          <w:p>
-            <w:r>
-              <w:t>{{ hypoallergenic_remarks }}</w:t>
-            </w:r>
-          </w:p>
-        </w:tc>
-        <w:tc>
-          <w:tcPr>
-            <w:tcW w:w="0" w:type="auto"/>
-          </w:tcPr>
-          <w:p>
-            <w:r>
-              <w:t>{{ hypoallergenic_total }}</w:t>
+            <w:proofErr w:type="gramStart"/>
+            <w:r>
+              <w:t>{{ hypoallergenic</w:t>
+            </w:r>
+            <w:proofErr w:type="gramEnd"/>
+            <w:r>
+              <w:t>_clients }}</w:t>
+            </w:r>
+          </w:p>
+        </w:tc>
+        <w:tc>
+          <w:tcPr>
+            <w:tcW w:w="0" w:type="auto"/>
+          </w:tcPr>
+          <w:p>
+            <w:proofErr w:type="gramStart"/>
+            <w:r>
+              <w:t>{{ hypoallergenic</w:t>
+            </w:r>
+            <w:proofErr w:type="gramEnd"/>
+            <w:r>
+              <w:t>_remarks }}</w:t>
+            </w:r>
+          </w:p>
+        </w:tc>
+        <w:tc>
+          <w:tcPr>
+            <w:tcW w:w="0" w:type="auto"/>
+          </w:tcPr>
+          <w:p>
+            <w:proofErr w:type="gramStart"/>
+            <w:r>
+              <w:t>{{ hypoallergenic</w:t>
+            </w:r>
+            <w:proofErr w:type="gramEnd"/>
+            <w:r>
+              <w:t>_total }}</w:t>
             </w:r>
           </w:p>
         </w:tc>
@@ -389,28 +445,43 @@
             <w:tcW w:w="0" w:type="auto"/>
           </w:tcPr>
           <w:p>
-            <w:r>
-              <w:t>{{ low_purine_clients }}</w:t>
-            </w:r>
-          </w:p>
-        </w:tc>
-        <w:tc>
-          <w:tcPr>
-            <w:tcW w:w="0" w:type="auto"/>
-          </w:tcPr>
-          <w:p>
-            <w:r>
-              <w:t>{{ low_purine_remarks }}</w:t>
-            </w:r>
-          </w:p>
-        </w:tc>
-        <w:tc>
-          <w:tcPr>
-            <w:tcW w:w="0" w:type="auto"/>
-          </w:tcPr>
-          <w:p>
-            <w:r>
-              <w:t>{{ low_purine_total }}</w:t>
+            <w:proofErr w:type="gramStart"/>
+            <w:r>
+              <w:t>{{ low</w:t>
+            </w:r>
+            <w:proofErr w:type="gramEnd"/>
+            <w:r>
+              <w:t>_purine_clients }}</w:t>
+            </w:r>
+          </w:p>
+        </w:tc>
+        <w:tc>
+          <w:tcPr>
+            <w:tcW w:w="0" w:type="auto"/>
+          </w:tcPr>
+          <w:p>
+            <w:proofErr w:type="gramStart"/>
+            <w:r>
+              <w:t>{{ low</w:t>
+            </w:r>
+            <w:proofErr w:type="gramEnd"/>
+            <w:r>
+              <w:t>_purine_remarks }}</w:t>
+            </w:r>
+          </w:p>
+        </w:tc>
+        <w:tc>
+          <w:tcPr>
+            <w:tcW w:w="0" w:type="auto"/>
+          </w:tcPr>
+          <w:p>
+            <w:proofErr w:type="gramStart"/>
+            <w:r>
+              <w:t>{{ low</w:t>
+            </w:r>
+            <w:proofErr w:type="gramEnd"/>
+            <w:r>
+              <w:t>_purine_total }}</w:t>
             </w:r>
           </w:p>
         </w:tc>
@@ -431,8 +502,21 @@
             <w:tcW w:w="0" w:type="auto"/>
           </w:tcPr>
           <w:p>
-            <w:r>
-              <w:t>{{ no_pork_clients }}</w:t>
+            <w:proofErr w:type="gramStart"/>
+            <w:r>
+              <w:t>{{ no</w:t>
+            </w:r>
+            <w:proofErr w:type="gramEnd"/>
+            <w:r>
+              <w:t>_pork_</w:t>
+            </w:r>
+            <w:proofErr w:type="gramStart"/>
+            <w:r>
+              <w:t>clients }</w:t>
+            </w:r>
+            <w:proofErr w:type="gramEnd"/>
+            <w:r>
+              <w:t>}</w:t>
             </w:r>
           </w:p>
           <w:p/>
@@ -442,18 +526,28 @@
             <w:tcW w:w="0" w:type="auto"/>
           </w:tcPr>
           <w:p>
-            <w:r>
-              <w:t>{{ no_pork_remarks }}</w:t>
-            </w:r>
-          </w:p>
-        </w:tc>
-        <w:tc>
-          <w:tcPr>
-            <w:tcW w:w="0" w:type="auto"/>
-          </w:tcPr>
-          <w:p>
-            <w:r>
-              <w:t>{{ no_pork_total }}</w:t>
+            <w:proofErr w:type="gramStart"/>
+            <w:r>
+              <w:t>{{ no</w:t>
+            </w:r>
+            <w:proofErr w:type="gramEnd"/>
+            <w:r>
+              <w:t>_pork_remarks }}</w:t>
+            </w:r>
+          </w:p>
+        </w:tc>
+        <w:tc>
+          <w:tcPr>
+            <w:tcW w:w="0" w:type="auto"/>
+          </w:tcPr>
+          <w:p>
+            <w:proofErr w:type="gramStart"/>
+            <w:r>
+              <w:t>{{ no</w:t>
+            </w:r>
+            <w:proofErr w:type="gramEnd"/>
+            <w:r>
+              <w:t>_pork_total }}</w:t>
             </w:r>
           </w:p>
         </w:tc>
@@ -474,28 +568,43 @@
             <w:tcW w:w="0" w:type="auto"/>
           </w:tcPr>
           <w:p>
-            <w:r>
-              <w:t>{{ low_salt_fat_clients }}</w:t>
-            </w:r>
-          </w:p>
-        </w:tc>
-        <w:tc>
-          <w:tcPr>
-            <w:tcW w:w="0" w:type="auto"/>
-          </w:tcPr>
-          <w:p>
-            <w:r>
-              <w:t>{{ low_salt_fat_remarks }}</w:t>
-            </w:r>
-          </w:p>
-        </w:tc>
-        <w:tc>
-          <w:tcPr>
-            <w:tcW w:w="0" w:type="auto"/>
-          </w:tcPr>
-          <w:p>
-            <w:r>
-              <w:t>{{ low_salt_fat_total }}</w:t>
+            <w:proofErr w:type="gramStart"/>
+            <w:r>
+              <w:t>{{ low</w:t>
+            </w:r>
+            <w:proofErr w:type="gramEnd"/>
+            <w:r>
+              <w:t>_salt_fat_clients }}</w:t>
+            </w:r>
+          </w:p>
+        </w:tc>
+        <w:tc>
+          <w:tcPr>
+            <w:tcW w:w="0" w:type="auto"/>
+          </w:tcPr>
+          <w:p>
+            <w:proofErr w:type="gramStart"/>
+            <w:r>
+              <w:t>{{ low</w:t>
+            </w:r>
+            <w:proofErr w:type="gramEnd"/>
+            <w:r>
+              <w:t>_salt_fat_remarks }}</w:t>
+            </w:r>
+          </w:p>
+        </w:tc>
+        <w:tc>
+          <w:tcPr>
+            <w:tcW w:w="0" w:type="auto"/>
+          </w:tcPr>
+          <w:p>
+            <w:proofErr w:type="gramStart"/>
+            <w:r>
+              <w:t>{{ low</w:t>
+            </w:r>
+            <w:proofErr w:type="gramEnd"/>
+            <w:r>
+              <w:t>_salt_fat_total }}</w:t>
             </w:r>
           </w:p>
         </w:tc>
@@ -516,8 +625,21 @@
             <w:tcW w:w="0" w:type="auto"/>
           </w:tcPr>
           <w:p>
-            <w:r>
-              <w:t>{{ enteral_clients }}</w:t>
+            <w:proofErr w:type="gramStart"/>
+            <w:r>
+              <w:t>{{ enteral</w:t>
+            </w:r>
+            <w:proofErr w:type="gramEnd"/>
+            <w:r>
+              <w:t>_</w:t>
+            </w:r>
+            <w:proofErr w:type="gramStart"/>
+            <w:r>
+              <w:t>clients }</w:t>
+            </w:r>
+            <w:proofErr w:type="gramEnd"/>
+            <w:r>
+              <w:t>}</w:t>
             </w:r>
           </w:p>
           <w:p/>
@@ -528,18 +650,28 @@
             <w:tcW w:w="0" w:type="auto"/>
           </w:tcPr>
           <w:p>
-            <w:r>
-              <w:t>{{ enteral_remarks }}</w:t>
-            </w:r>
-          </w:p>
-        </w:tc>
-        <w:tc>
-          <w:tcPr>
-            <w:tcW w:w="0" w:type="auto"/>
-          </w:tcPr>
-          <w:p>
-            <w:r>
-              <w:t>{{ enteral_total }}</w:t>
+            <w:proofErr w:type="gramStart"/>
+            <w:r>
+              <w:t>{{ enteral</w:t>
+            </w:r>
+            <w:proofErr w:type="gramEnd"/>
+            <w:r>
+              <w:t>_remarks }}</w:t>
+            </w:r>
+          </w:p>
+        </w:tc>
+        <w:tc>
+          <w:tcPr>
+            <w:tcW w:w="0" w:type="auto"/>
+          </w:tcPr>
+          <w:p>
+            <w:proofErr w:type="gramStart"/>
+            <w:r>
+              <w:t>{{ enteral</w:t>
+            </w:r>
+            <w:proofErr w:type="gramEnd"/>
+            <w:r>
+              <w:t>_total }}</w:t>
             </w:r>
           </w:p>
         </w:tc>
@@ -560,28 +692,43 @@
             <w:tcW w:w="0" w:type="auto"/>
           </w:tcPr>
           <w:p>
-            <w:r>
-              <w:t>{{ full_clients }}</w:t>
-            </w:r>
-          </w:p>
-        </w:tc>
-        <w:tc>
-          <w:tcPr>
-            <w:tcW w:w="0" w:type="auto"/>
-          </w:tcPr>
-          <w:p>
-            <w:r>
-              <w:t>{{ full_remarks }}</w:t>
-            </w:r>
-          </w:p>
-        </w:tc>
-        <w:tc>
-          <w:tcPr>
-            <w:tcW w:w="0" w:type="auto"/>
-          </w:tcPr>
-          <w:p>
-            <w:r>
-              <w:t>{{ full_total }}</w:t>
+            <w:proofErr w:type="gramStart"/>
+            <w:r>
+              <w:t>{{ full</w:t>
+            </w:r>
+            <w:proofErr w:type="gramEnd"/>
+            <w:r>
+              <w:t>_clients }}</w:t>
+            </w:r>
+          </w:p>
+        </w:tc>
+        <w:tc>
+          <w:tcPr>
+            <w:tcW w:w="0" w:type="auto"/>
+          </w:tcPr>
+          <w:p>
+            <w:proofErr w:type="gramStart"/>
+            <w:r>
+              <w:t>{{ full</w:t>
+            </w:r>
+            <w:proofErr w:type="gramEnd"/>
+            <w:r>
+              <w:t>_remarks }}</w:t>
+            </w:r>
+          </w:p>
+        </w:tc>
+        <w:tc>
+          <w:tcPr>
+            <w:tcW w:w="0" w:type="auto"/>
+          </w:tcPr>
+          <w:p>
+            <w:proofErr w:type="gramStart"/>
+            <w:r>
+              <w:t>{{ full</w:t>
+            </w:r>
+            <w:proofErr w:type="gramEnd"/>
+            <w:r>
+              <w:t>_total }}</w:t>
             </w:r>
           </w:p>
         </w:tc>
@@ -606,8 +753,13 @@
             <w:pPr>
               <w:jc w:val="center"/>
             </w:pPr>
-            <w:r>
-              <w:t>{{ grand_total_clients }}</w:t>
+            <w:proofErr w:type="gramStart"/>
+            <w:r>
+              <w:t>{{ grand</w:t>
+            </w:r>
+            <w:proofErr w:type="gramEnd"/>
+            <w:r>
+              <w:t>_total_clients }}</w:t>
             </w:r>
           </w:p>
         </w:tc>
@@ -725,8 +877,21 @@
                 <w:lang w:val="en-US"/>
               </w:rPr>
             </w:pPr>
-            <w:r>
-              <w:t>{{ total_clients }}</w:t>
+            <w:proofErr w:type="gramStart"/>
+            <w:r>
+              <w:t>{{ total</w:t>
+            </w:r>
+            <w:proofErr w:type="gramEnd"/>
+            <w:r>
+              <w:t>_</w:t>
+            </w:r>
+            <w:proofErr w:type="gramStart"/>
+            <w:r>
+              <w:t>clients }</w:t>
+            </w:r>
+            <w:proofErr w:type="gramEnd"/>
+            <w:r>
+              <w:t>}</w:t>
             </w:r>
             <w:r>
               <w:t xml:space="preserve"> </w:t>
@@ -767,8 +932,13 @@
             <w:pPr>
               <w:jc w:val="center"/>
             </w:pPr>
-            <w:r>
-              <w:t>{{ total_regular_diet }}</w:t>
+            <w:proofErr w:type="gramStart"/>
+            <w:r>
+              <w:t>{{ total</w:t>
+            </w:r>
+            <w:proofErr w:type="gramEnd"/>
+            <w:r>
+              <w:t>_regular_diet }}</w:t>
             </w:r>
           </w:p>
         </w:tc>
@@ -803,8 +973,13 @@
                 <w:lang w:val="en-US"/>
               </w:rPr>
             </w:pPr>
-            <w:r>
-              <w:t>{{ total_soft_diet }}</w:t>
+            <w:proofErr w:type="gramStart"/>
+            <w:r>
+              <w:t>{{ total</w:t>
+            </w:r>
+            <w:proofErr w:type="gramEnd"/>
+            <w:r>
+              <w:t>_soft_diet }}</w:t>
             </w:r>
           </w:p>
         </w:tc>
@@ -839,8 +1014,13 @@
                 <w:lang w:val="en-US"/>
               </w:rPr>
             </w:pPr>
-            <w:r>
-              <w:t>{{ total_therapeutic_diet }}</w:t>
+            <w:proofErr w:type="gramStart"/>
+            <w:r>
+              <w:t>{{ total</w:t>
+            </w:r>
+            <w:proofErr w:type="gramEnd"/>
+            <w:r>
+              <w:t>_therapeutic_diet }}</w:t>
             </w:r>
           </w:p>
         </w:tc>
@@ -852,32 +1032,37 @@
           </w:tcPr>
           <w:p>
             <w:pPr>
+              <w:ind w:left="597"/>
+              <w:rPr>
+                <w:lang w:val="en-US"/>
+              </w:rPr>
+            </w:pPr>
+            <w:r>
+              <w:rPr>
+                <w:lang w:val="en-US"/>
+              </w:rPr>
+              <w:t>Diabetic Diet:</w:t>
+            </w:r>
+          </w:p>
+        </w:tc>
+        <w:tc>
+          <w:tcPr>
+            <w:tcW w:w="0" w:type="auto"/>
+          </w:tcPr>
+          <w:p>
+            <w:pPr>
               <w:jc w:val="center"/>
               <w:rPr>
                 <w:lang w:val="en-US"/>
               </w:rPr>
             </w:pPr>
-            <w:r>
-              <w:rPr>
-                <w:lang w:val="en-US"/>
-              </w:rPr>
-              <w:t>Diabetic Diet:</w:t>
-            </w:r>
-          </w:p>
-        </w:tc>
-        <w:tc>
-          <w:tcPr>
-            <w:tcW w:w="0" w:type="auto"/>
-          </w:tcPr>
-          <w:p>
-            <w:pPr>
-              <w:jc w:val="center"/>
-              <w:rPr>
-                <w:lang w:val="en-US"/>
-              </w:rPr>
-            </w:pPr>
-            <w:r>
-              <w:t>{{ total_diabetic }}</w:t>
+            <w:proofErr w:type="gramStart"/>
+            <w:r>
+              <w:t>{{ total</w:t>
+            </w:r>
+            <w:proofErr w:type="gramEnd"/>
+            <w:r>
+              <w:t>_diabetic }}</w:t>
             </w:r>
           </w:p>
         </w:tc>
@@ -889,32 +1074,37 @@
           </w:tcPr>
           <w:p>
             <w:pPr>
+              <w:ind w:left="597"/>
+              <w:rPr>
+                <w:lang w:val="en-US"/>
+              </w:rPr>
+            </w:pPr>
+            <w:r>
+              <w:rPr>
+                <w:lang w:val="en-US"/>
+              </w:rPr>
+              <w:t>Low Purine Diet:</w:t>
+            </w:r>
+          </w:p>
+        </w:tc>
+        <w:tc>
+          <w:tcPr>
+            <w:tcW w:w="0" w:type="auto"/>
+          </w:tcPr>
+          <w:p>
+            <w:pPr>
               <w:jc w:val="center"/>
               <w:rPr>
                 <w:lang w:val="en-US"/>
               </w:rPr>
             </w:pPr>
-            <w:r>
-              <w:rPr>
-                <w:lang w:val="en-US"/>
-              </w:rPr>
-              <w:t>Low Purine Diet:</w:t>
-            </w:r>
-          </w:p>
-        </w:tc>
-        <w:tc>
-          <w:tcPr>
-            <w:tcW w:w="0" w:type="auto"/>
-          </w:tcPr>
-          <w:p>
-            <w:pPr>
-              <w:jc w:val="center"/>
-              <w:rPr>
-                <w:lang w:val="en-US"/>
-              </w:rPr>
-            </w:pPr>
-            <w:r>
-              <w:t>{{ total_low_purine }}</w:t>
+            <w:proofErr w:type="gramStart"/>
+            <w:r>
+              <w:t>{{ total</w:t>
+            </w:r>
+            <w:proofErr w:type="gramEnd"/>
+            <w:r>
+              <w:t>_low_purine }}</w:t>
             </w:r>
           </w:p>
         </w:tc>
@@ -926,32 +1116,37 @@
           </w:tcPr>
           <w:p>
             <w:pPr>
+              <w:ind w:left="597"/>
+              <w:rPr>
+                <w:lang w:val="en-US"/>
+              </w:rPr>
+            </w:pPr>
+            <w:r>
+              <w:rPr>
+                <w:lang w:val="en-US"/>
+              </w:rPr>
+              <w:t>Low Salt, Low Fat:</w:t>
+            </w:r>
+          </w:p>
+        </w:tc>
+        <w:tc>
+          <w:tcPr>
+            <w:tcW w:w="0" w:type="auto"/>
+          </w:tcPr>
+          <w:p>
+            <w:pPr>
               <w:jc w:val="center"/>
               <w:rPr>
                 <w:lang w:val="en-US"/>
               </w:rPr>
             </w:pPr>
-            <w:r>
-              <w:rPr>
-                <w:lang w:val="en-US"/>
-              </w:rPr>
-              <w:t>Low Salt, Low Fat:</w:t>
-            </w:r>
-          </w:p>
-        </w:tc>
-        <w:tc>
-          <w:tcPr>
-            <w:tcW w:w="0" w:type="auto"/>
-          </w:tcPr>
-          <w:p>
-            <w:pPr>
-              <w:jc w:val="center"/>
-              <w:rPr>
-                <w:lang w:val="en-US"/>
-              </w:rPr>
-            </w:pPr>
-            <w:r>
-              <w:t>{{ total_low_salt_fat }}</w:t>
+            <w:proofErr w:type="gramStart"/>
+            <w:r>
+              <w:t>{{ total</w:t>
+            </w:r>
+            <w:proofErr w:type="gramEnd"/>
+            <w:r>
+              <w:t>_low_salt_fat }}</w:t>
             </w:r>
           </w:p>
         </w:tc>
@@ -963,32 +1158,37 @@
           </w:tcPr>
           <w:p>
             <w:pPr>
+              <w:ind w:left="597"/>
+              <w:rPr>
+                <w:lang w:val="en-US"/>
+              </w:rPr>
+            </w:pPr>
+            <w:r>
+              <w:rPr>
+                <w:lang w:val="en-US"/>
+              </w:rPr>
+              <w:t>Hypoallergenic Diet:</w:t>
+            </w:r>
+          </w:p>
+        </w:tc>
+        <w:tc>
+          <w:tcPr>
+            <w:tcW w:w="0" w:type="auto"/>
+          </w:tcPr>
+          <w:p>
+            <w:pPr>
               <w:jc w:val="center"/>
               <w:rPr>
                 <w:lang w:val="en-US"/>
               </w:rPr>
             </w:pPr>
-            <w:r>
-              <w:rPr>
-                <w:lang w:val="en-US"/>
-              </w:rPr>
-              <w:t>Hypoallergenic Diet:</w:t>
-            </w:r>
-          </w:p>
-        </w:tc>
-        <w:tc>
-          <w:tcPr>
-            <w:tcW w:w="0" w:type="auto"/>
-          </w:tcPr>
-          <w:p>
-            <w:pPr>
-              <w:jc w:val="center"/>
-              <w:rPr>
-                <w:lang w:val="en-US"/>
-              </w:rPr>
-            </w:pPr>
-            <w:r>
-              <w:t>{{ total_hypoallergenic }}</w:t>
+            <w:proofErr w:type="gramStart"/>
+            <w:r>
+              <w:t>{{ total</w:t>
+            </w:r>
+            <w:proofErr w:type="gramEnd"/>
+            <w:r>
+              <w:t>_hypoallergenic }}</w:t>
             </w:r>
           </w:p>
         </w:tc>
@@ -1000,32 +1200,37 @@
           </w:tcPr>
           <w:p>
             <w:pPr>
+              <w:ind w:left="597"/>
+              <w:rPr>
+                <w:lang w:val="en-US"/>
+              </w:rPr>
+            </w:pPr>
+            <w:r>
+              <w:rPr>
+                <w:lang w:val="en-US"/>
+              </w:rPr>
+              <w:t>Other Diets: specify: No Pork.</w:t>
+            </w:r>
+          </w:p>
+        </w:tc>
+        <w:tc>
+          <w:tcPr>
+            <w:tcW w:w="0" w:type="auto"/>
+          </w:tcPr>
+          <w:p>
+            <w:pPr>
               <w:jc w:val="center"/>
               <w:rPr>
                 <w:lang w:val="en-US"/>
               </w:rPr>
             </w:pPr>
-            <w:r>
-              <w:rPr>
-                <w:lang w:val="en-US"/>
-              </w:rPr>
-              <w:t>Other Diets: specify: No Pork.</w:t>
-            </w:r>
-          </w:p>
-        </w:tc>
-        <w:tc>
-          <w:tcPr>
-            <w:tcW w:w="0" w:type="auto"/>
-          </w:tcPr>
-          <w:p>
-            <w:pPr>
-              <w:jc w:val="center"/>
-              <w:rPr>
-                <w:lang w:val="en-US"/>
-              </w:rPr>
-            </w:pPr>
-            <w:r>
-              <w:t>{{ total_no_pork }}</w:t>
+            <w:proofErr w:type="gramStart"/>
+            <w:r>
+              <w:t>{{ total</w:t>
+            </w:r>
+            <w:proofErr w:type="gramEnd"/>
+            <w:r>
+              <w:t>_no_pork }}</w:t>
             </w:r>
           </w:p>
         </w:tc>
@@ -1060,8 +1265,13 @@
                 <w:lang w:val="en-US"/>
               </w:rPr>
             </w:pPr>
-            <w:r>
-              <w:t>{{ total_nutrition_support }}</w:t>
+            <w:proofErr w:type="gramStart"/>
+            <w:r>
+              <w:t>{{ total</w:t>
+            </w:r>
+            <w:proofErr w:type="gramEnd"/>
+            <w:r>
+              <w:t>_nutrition_support }}</w:t>
             </w:r>
           </w:p>
         </w:tc>
@@ -1073,32 +1283,37 @@
           </w:tcPr>
           <w:p>
             <w:pPr>
+              <w:ind w:left="597"/>
+              <w:rPr>
+                <w:lang w:val="en-US"/>
+              </w:rPr>
+            </w:pPr>
+            <w:r>
+              <w:rPr>
+                <w:lang w:val="en-US"/>
+              </w:rPr>
+              <w:t>Tube Feeding:</w:t>
+            </w:r>
+          </w:p>
+        </w:tc>
+        <w:tc>
+          <w:tcPr>
+            <w:tcW w:w="0" w:type="auto"/>
+          </w:tcPr>
+          <w:p>
+            <w:pPr>
               <w:jc w:val="center"/>
               <w:rPr>
                 <w:lang w:val="en-US"/>
               </w:rPr>
             </w:pPr>
-            <w:r>
-              <w:rPr>
-                <w:lang w:val="en-US"/>
-              </w:rPr>
-              <w:t>Tube Feeding:</w:t>
-            </w:r>
-          </w:p>
-        </w:tc>
-        <w:tc>
-          <w:tcPr>
-            <w:tcW w:w="0" w:type="auto"/>
-          </w:tcPr>
-          <w:p>
-            <w:pPr>
-              <w:jc w:val="center"/>
-              <w:rPr>
-                <w:lang w:val="en-US"/>
-              </w:rPr>
-            </w:pPr>
-            <w:r>
-              <w:t>{{ total_tube_feeding }}</w:t>
+            <w:proofErr w:type="gramStart"/>
+            <w:r>
+              <w:t>{{ total</w:t>
+            </w:r>
+            <w:proofErr w:type="gramEnd"/>
+            <w:r>
+              <w:t>_tube_feeding }}</w:t>
             </w:r>
           </w:p>
         </w:tc>
@@ -1110,32 +1325,37 @@
           </w:tcPr>
           <w:p>
             <w:pPr>
+              <w:ind w:left="597"/>
+              <w:rPr>
+                <w:lang w:val="en-US"/>
+              </w:rPr>
+            </w:pPr>
+            <w:r>
+              <w:rPr>
+                <w:lang w:val="en-US"/>
+              </w:rPr>
+              <w:t>Parenteral Feeding:</w:t>
+            </w:r>
+          </w:p>
+        </w:tc>
+        <w:tc>
+          <w:tcPr>
+            <w:tcW w:w="0" w:type="auto"/>
+          </w:tcPr>
+          <w:p>
+            <w:pPr>
               <w:jc w:val="center"/>
               <w:rPr>
                 <w:lang w:val="en-US"/>
               </w:rPr>
             </w:pPr>
-            <w:r>
-              <w:rPr>
-                <w:lang w:val="en-US"/>
-              </w:rPr>
-              <w:t>Parenteral Feeding:</w:t>
-            </w:r>
-          </w:p>
-        </w:tc>
-        <w:tc>
-          <w:tcPr>
-            <w:tcW w:w="0" w:type="auto"/>
-          </w:tcPr>
-          <w:p>
-            <w:pPr>
-              <w:jc w:val="center"/>
-              <w:rPr>
-                <w:lang w:val="en-US"/>
-              </w:rPr>
-            </w:pPr>
-            <w:r>
-              <w:t>{{ total_parenteral }}</w:t>
+            <w:proofErr w:type="gramStart"/>
+            <w:r>
+              <w:t>{{ total</w:t>
+            </w:r>
+            <w:proofErr w:type="gramEnd"/>
+            <w:r>
+              <w:t>_parenteral }}</w:t>
             </w:r>
           </w:p>
         </w:tc>
@@ -1281,12 +1501,21 @@
                 <w:lang w:val="en-US"/>
               </w:rPr>
             </w:pPr>
+            <w:proofErr w:type="gramStart"/>
             <w:r>
               <w:rPr>
                 <w:b/>
                 <w:bCs/>
               </w:rPr>
-              <w:t>{{ prepared_by }}</w:t>
+              <w:t>{{ prepared</w:t>
+            </w:r>
+            <w:proofErr w:type="gramEnd"/>
+            <w:r>
+              <w:rPr>
+                <w:b/>
+                <w:bCs/>
+              </w:rPr>
+              <w:t>_by }}</w:t>
             </w:r>
           </w:p>
         </w:tc>
@@ -1320,8 +1549,13 @@
                 <w:bCs/>
               </w:rPr>
             </w:pPr>
-            <w:r>
-              <w:t>{{ prepared_by_designation }}</w:t>
+            <w:proofErr w:type="gramStart"/>
+            <w:r>
+              <w:t>{{ prepared</w:t>
+            </w:r>
+            <w:proofErr w:type="gramEnd"/>
+            <w:r>
+              <w:t>_by_designation }}</w:t>
             </w:r>
           </w:p>
         </w:tc>
@@ -1385,11 +1619,6 @@
         <w:docPartUnique/>
       </w:docPartObj>
     </w:sdtPr>
-    <w:sdtEndPr>
-      <w:rPr>
-        <w:rStyle w:val="PageNumber"/>
-      </w:rPr>
-    </w:sdtEndPr>
     <w:sdtContent>
       <w:p>
         <w:pPr>
@@ -1448,11 +1677,6 @@
         <w:docPartUnique/>
       </w:docPartObj>
     </w:sdtPr>
-    <w:sdtEndPr>
-      <w:rPr>
-        <w:rStyle w:val="PageNumber"/>
-      </w:rPr>
-    </w:sdtEndPr>
     <w:sdtContent>
       <w:p>
         <w:pPr>
@@ -1502,8 +1726,13 @@
       <w:ind w:right="360"/>
     </w:pPr>
     <w:r>
-      <w:t>DSWD XI  HA</w:t>
+      <w:t xml:space="preserve">DSWD </w:t>
     </w:r>
+    <w:proofErr w:type="gramStart"/>
+    <w:r>
+      <w:t>XI  HA</w:t>
+    </w:r>
+    <w:proofErr w:type="gramEnd"/>
     <w:r>
       <w:tab/>
     </w:r>
